--- a/downloads/1-systems-thinking.docx
+++ b/downloads/1-systems-thinking.docx
@@ -2759,7 +2759,7 @@
                 <w:sz w:val="18"/>
                 <w:szCs w:val="18"/>
               </w:rPr>
-              <w:t xml:space="preserve">Achieving 365-day maintenance-free MTBF in a ≤10kg machine with no accessible service points requires Design for Reliability as a governing theme.</w:t>
+              <w:t xml:space="preserve">Achieving 365-day maintenance-free MTBF in a ≤10kg machine with no accessible service points requires Through Life Support as a governing theme.</w:t>
             </w:r>
           </w:p>
         </w:tc>
@@ -3623,7 +3623,7 @@
                 <w:sz w:val="18"/>
                 <w:szCs w:val="18"/>
               </w:rPr>
-              <w:t xml:space="preserve">Premium hotel guests should not accept a degraded coffee experience in their room. Technology can close this gap reliably and profitably without adding operational burden to hotel staff or guests. Design for Reliability is the governing theme because an unreliable machine undermines the entire commercial proposition.</w:t>
+              <w:t xml:space="preserve">Premium hotel guests should not accept a degraded coffee experience in their room. Technology can close this gap reliably and profitably without adding operational burden to hotel staff or guests. Through Life Support is the governing theme because an unreliable machine undermines the entire commercial proposition.</w:t>
             </w:r>
           </w:p>
         </w:tc>
@@ -6106,7 +6106,7 @@
           <w:sz w:val="20"/>
           <w:szCs w:val="20"/>
         </w:rPr>
-        <w:t xml:space="preserve">The reliability theme (Design for Reliability) was selected because a machine that fails within its first year of deployment destroys the commercial proposition entirely. Every architectural decision is evaluated against its impact on reliability.</w:t>
+        <w:t xml:space="preserve">The reliability theme (Through Life Support) was selected because a machine that fails within its first year of deployment destroys the commercial proposition entirely. Every architectural decision is evaluated against its impact on reliability.</w:t>
       </w:r>
     </w:p>
     <w:p>
@@ -6202,7 +6202,7 @@
           <w:sz w:val="20"/>
           <w:szCs w:val="20"/>
         </w:rPr>
-        <w:t xml:space="preserve">Design for Reliability as governing DfX theme — selected before any architecture was defined; governs all make/buy decisions, modularity choices, and COTS selections.</w:t>
+        <w:t xml:space="preserve">Through Life Support as governing DfX theme — selected before any architecture was defined; governs all make/buy decisions, modularity choices, and COTS selections.</w:t>
       </w:r>
     </w:p>
     <w:p>
